--- a/PRN231_GroupProject_LearningOnline/tracking.docx
+++ b/PRN231_GroupProject_LearningOnline/tracking.docx
@@ -1653,6 +1653,11 @@
       <w:proofErr w:type="spellEnd"/>
     </w:p>
     <w:p>
+      <w:pPr>
+        <w:rPr>
+          <w:lang w:val="vi-VN"/>
+        </w:rPr>
+      </w:pPr>
       <w:proofErr w:type="spellStart"/>
       <w:r>
         <w:t>quản</w:t>
@@ -1698,6 +1703,52 @@
         <w:t>toán</w:t>
       </w:r>
       <w:proofErr w:type="spellEnd"/>
+    </w:p>
+    <w:p>
+      <w:pPr>
+        <w:rPr>
+          <w:lang w:val="vi-VN"/>
+        </w:rPr>
+      </w:pPr>
+    </w:p>
+    <w:p>
+      <w:pPr>
+        <w:rPr>
+          <w:lang w:val="vi-VN"/>
+        </w:rPr>
+      </w:pPr>
+      <w:r>
+        <w:rPr>
+          <w:lang w:val="vi-VN"/>
+        </w:rPr>
+        <w:t>lọc theo ngày, tên sv, môn</w:t>
+      </w:r>
+    </w:p>
+    <w:p>
+      <w:pPr>
+        <w:rPr>
+          <w:lang w:val="vi-VN"/>
+        </w:rPr>
+      </w:pPr>
+      <w:r>
+        <w:rPr>
+          <w:lang w:val="vi-VN"/>
+        </w:rPr>
+        <w:t>xử lsi các hóa dơn bị lỗi,</w:t>
+      </w:r>
+    </w:p>
+    <w:p>
+      <w:pPr>
+        <w:rPr>
+          <w:lang w:val="vi-VN"/>
+        </w:rPr>
+      </w:pPr>
+      <w:r>
+        <w:rPr>
+          <w:lang w:val="vi-VN"/>
+        </w:rPr>
+        <w:t>thống kê các môn theo tháng</w:t>
+      </w:r>
     </w:p>
     <w:p/>
     <w:p>
@@ -2061,7 +2112,6 @@
     <w:p/>
     <w:p>
       <w:r>
-        <w:lastRenderedPageBreak/>
         <w:t xml:space="preserve">-role staff: </w:t>
       </w:r>
     </w:p>
@@ -2465,6 +2515,92 @@
     <w:p>
       <w:pPr>
         <w:rPr>
+          <w:highlight w:val="yellow"/>
+          <w:lang w:val="vi-VN"/>
+        </w:rPr>
+      </w:pPr>
+      <w:r>
+        <w:rPr>
+          <w:highlight w:val="yellow"/>
+          <w:lang w:val="vi-VN"/>
+        </w:rPr>
+        <w:t>ai làm page course detail thì bỏ 2 nút thanh toán nhé, chỉ nó nút Enroll thôi</w:t>
+      </w:r>
+    </w:p>
+    <w:p>
+      <w:pPr>
+        <w:rPr>
+          <w:lang w:val="vi-VN"/>
+        </w:rPr>
+      </w:pPr>
+      <w:r>
+        <w:rPr>
+          <w:highlight w:val="yellow"/>
+          <w:lang w:val="vi-VN"/>
+        </w:rPr>
+        <w:t xml:space="preserve">link Enroll giống vầy nha: </w:t>
+      </w:r>
+      <w:r>
+        <w:rPr>
+          <w:highlight w:val="yellow"/>
+          <w:lang w:val="vi-VN"/>
+        </w:rPr>
+        <w:fldChar w:fldCharType="begin"/>
+      </w:r>
+      <w:r>
+        <w:rPr>
+          <w:highlight w:val="yellow"/>
+          <w:lang w:val="vi-VN"/>
+        </w:rPr>
+        <w:instrText>HYPERLINK "</w:instrText>
+      </w:r>
+      <w:r>
+        <w:rPr>
+          <w:highlight w:val="yellow"/>
+          <w:lang w:val="vi-VN"/>
+        </w:rPr>
+        <w:instrText>https://localhost:5000/courses/lesson?courseId=2&amp;lessonNum=1</w:instrText>
+      </w:r>
+      <w:r>
+        <w:rPr>
+          <w:highlight w:val="yellow"/>
+          <w:lang w:val="vi-VN"/>
+        </w:rPr>
+        <w:instrText>"</w:instrText>
+      </w:r>
+      <w:r>
+        <w:rPr>
+          <w:highlight w:val="yellow"/>
+          <w:lang w:val="vi-VN"/>
+        </w:rPr>
+        <w:fldChar w:fldCharType="separate"/>
+      </w:r>
+      <w:r>
+        <w:rPr>
+          <w:rStyle w:val="Hyperlink"/>
+          <w:highlight w:val="yellow"/>
+          <w:lang w:val="vi-VN"/>
+        </w:rPr>
+        <w:t>https://localhost:5000/courses/lesson?courseId=2&amp;lessonNum=1</w:t>
+      </w:r>
+      <w:r>
+        <w:rPr>
+          <w:highlight w:val="yellow"/>
+          <w:lang w:val="vi-VN"/>
+        </w:rPr>
+        <w:fldChar w:fldCharType="end"/>
+      </w:r>
+    </w:p>
+    <w:p>
+      <w:pPr>
+        <w:rPr>
+          <w:lang w:val="vi-VN"/>
+        </w:rPr>
+      </w:pPr>
+    </w:p>
+    <w:p>
+      <w:pPr>
+        <w:rPr>
           <w:lang w:val="vi-VN"/>
         </w:rPr>
       </w:pPr>
@@ -2532,7 +2668,6 @@
         <w:rPr>
           <w:lang w:val="vi-VN"/>
         </w:rPr>
-        <w:lastRenderedPageBreak/>
         <w:t>-Controller để gọi View Controllers/..........</w:t>
       </w:r>
     </w:p>
@@ -2619,15 +2754,52 @@
       </w:pPr>
       <w:r>
         <w:rPr>
+          <w:highlight w:val="yellow"/>
           <w:lang w:val="vi-VN"/>
         </w:rPr>
         <w:t>-</w:t>
       </w:r>
       <w:r>
         <w:rPr>
-          <w:lang w:val="vi-VN"/>
-        </w:rPr>
-        <w:t>Muốn lấy thông tin người đang đăng nhập, tham khảo authorizeAttribute.cs dòng 31</w:t>
+          <w:highlight w:val="yellow"/>
+          <w:lang w:val="vi-VN"/>
+        </w:rPr>
+        <w:t xml:space="preserve">Muốn lấy thông tin người đang đăng nhập, tham khảo </w:t>
+      </w:r>
+      <w:r>
+        <w:rPr>
+          <w:highlight w:val="yellow"/>
+          <w:lang w:val="vi-VN"/>
+        </w:rPr>
+        <w:t>Controllers/</w:t>
+      </w:r>
+      <w:r>
+        <w:rPr>
+          <w:highlight w:val="yellow"/>
+          <w:lang w:val="vi-VN"/>
+        </w:rPr>
+        <w:t>Courses</w:t>
+      </w:r>
+      <w:r>
+        <w:rPr>
+          <w:highlight w:val="yellow"/>
+          <w:lang w:val="vi-VN"/>
+        </w:rPr>
+        <w:t>Controller.cs</w:t>
+      </w:r>
+      <w:r>
+        <w:rPr>
+          <w:highlight w:val="yellow"/>
+          <w:lang w:val="vi-VN"/>
+        </w:rPr>
+        <w:t xml:space="preserve"> dòng </w:t>
+      </w:r>
+      <w:r>
+        <w:rPr>
+          <w:highlight w:val="yellow"/>
+          <w:lang w:val="vi-VN"/>
+        </w:rPr>
+        <w:t>35</w:t>
       </w:r>
     </w:p>
     <w:p>
@@ -3159,6 +3331,29 @@
     <w:semiHidden/>
     <w:unhideWhenUsed/>
   </w:style>
+  <w:style w:type="character" w:styleId="Hyperlink">
+    <w:name w:val="Hyperlink"/>
+    <w:basedOn w:val="DefaultParagraphFont"/>
+    <w:uiPriority w:val="99"/>
+    <w:unhideWhenUsed/>
+    <w:rsid w:val="0010092E"/>
+    <w:rPr>
+      <w:color w:val="0563C1" w:themeColor="hyperlink"/>
+      <w:u w:val="single"/>
+    </w:rPr>
+  </w:style>
+  <w:style w:type="character" w:styleId="UnresolvedMention">
+    <w:name w:val="Unresolved Mention"/>
+    <w:basedOn w:val="DefaultParagraphFont"/>
+    <w:uiPriority w:val="99"/>
+    <w:semiHidden/>
+    <w:unhideWhenUsed/>
+    <w:rsid w:val="0010092E"/>
+    <w:rPr>
+      <w:color w:val="605E5C"/>
+      <w:shd w:val="clear" w:color="auto" w:fill="E1DFDD"/>
+    </w:rPr>
+  </w:style>
 </w:styles>
 </file>
 
